--- a/ZZZ/0.chat ai.docx
+++ b/ZZZ/0.chat ai.docx
@@ -45,54 +45,10 @@
         </w:r>
       </w:hyperlink>
     </w:p>
-    <w:p>
-      <w:pPr>
-        <w:jc w:val="center"/>
-      </w:pPr>
-      <w:r>
-        <w:drawing>
-          <wp:inline distT="0" distB="0" distL="0" distR="0" wp14:anchorId="5EEAA83C" wp14:editId="093BFA0B">
-            <wp:extent cx="5943600" cy="5610860"/>
-            <wp:effectExtent l="0" t="0" r="0" b="8890"/>
-            <wp:docPr id="1266444326" name="Picture 1"/>
-            <wp:cNvGraphicFramePr>
-              <a:graphicFrameLocks xmlns:a="http://schemas.openxmlformats.org/drawingml/2006/main" noChangeAspect="1"/>
-            </wp:cNvGraphicFramePr>
-            <a:graphic xmlns:a="http://schemas.openxmlformats.org/drawingml/2006/main">
-              <a:graphicData uri="http://schemas.openxmlformats.org/drawingml/2006/picture">
-                <pic:pic xmlns:pic="http://schemas.openxmlformats.org/drawingml/2006/picture">
-                  <pic:nvPicPr>
-                    <pic:cNvPr id="1266444326" name=""/>
-                    <pic:cNvPicPr/>
-                  </pic:nvPicPr>
-                  <pic:blipFill>
-                    <a:blip r:embed="rId5"/>
-                    <a:stretch>
-                      <a:fillRect/>
-                    </a:stretch>
-                  </pic:blipFill>
-                  <pic:spPr>
-                    <a:xfrm>
-                      <a:off x="0" y="0"/>
-                      <a:ext cx="5943600" cy="5610860"/>
-                    </a:xfrm>
-                    <a:prstGeom prst="rect">
-                      <a:avLst/>
-                    </a:prstGeom>
-                  </pic:spPr>
-                </pic:pic>
-              </a:graphicData>
-            </a:graphic>
-          </wp:inline>
-        </w:drawing>
-      </w:r>
-    </w:p>
-    <w:p/>
     <w:p/>
     <w:p/>
     <w:p>
       <w:r>
-        <w:lastRenderedPageBreak/>
         <w:t xml:space="preserve">can you look at the credit agreement with </w:t>
       </w:r>
       <w:r>
@@ -117,7 +73,7 @@
       </w:r>
     </w:p>
     <w:p>
-      <w:hyperlink r:id="rId6" w:history="1">
+      <w:hyperlink r:id="rId5" w:history="1">
         <w:r>
           <w:rPr>
             <w:rStyle w:val="Hyperlink"/>
@@ -742,6 +698,7 @@
   <w:style w:type="character" w:default="1" w:styleId="DefaultParagraphFont">
     <w:name w:val="Default Paragraph Font"/>
     <w:uiPriority w:val="1"/>
+    <w:semiHidden/>
     <w:unhideWhenUsed/>
   </w:style>
   <w:style w:type="table" w:default="1" w:styleId="TableNormal">

--- a/ZZZ/0.chat ai.docx
+++ b/ZZZ/0.chat ai.docx
@@ -3,6 +3,11 @@
 <w:document xmlns:wpc="http://schemas.microsoft.com/office/word/2010/wordprocessingCanvas" xmlns:cx="http://schemas.microsoft.com/office/drawing/2014/chartex" xmlns:cx1="http://schemas.microsoft.com/office/drawing/2015/9/8/chartex" xmlns:cx2="http://schemas.microsoft.com/office/drawing/2015/10/21/chartex" xmlns:cx3="http://schemas.microsoft.com/office/drawing/2016/5/9/chartex" xmlns:cx4="http://schemas.microsoft.com/office/drawing/2016/5/10/chartex" xmlns:cx5="http://schemas.microsoft.com/office/drawing/2016/5/11/chartex" xmlns:cx6="http://schemas.microsoft.com/office/drawing/2016/5/12/chartex" xmlns:cx7="http://schemas.microsoft.com/office/drawing/2016/5/13/chartex" xmlns:cx8="http://schemas.microsoft.com/office/drawing/2016/5/14/chartex" xmlns:mc="http://schemas.openxmlformats.org/markup-compatibility/2006" xmlns:aink="http://schemas.microsoft.com/office/drawing/2016/ink" xmlns:am3d="http://schemas.microsoft.com/office/drawing/2017/model3d" xmlns:o="urn:schemas-microsoft-com:office:office" xmlns:oel="http://schemas.microsoft.com/office/2019/extlst" xmlns:r="http://schemas.openxmlformats.org/officeDocument/2006/relationships" xmlns:m="http://schemas.openxmlformats.org/officeDocument/2006/math" xmlns:v="urn:schemas-microsoft-com:vml" xmlns:wp14="http://schemas.microsoft.com/office/word/2010/wordprocessingDrawing" xmlns:wp="http://schemas.openxmlformats.org/drawingml/2006/wordprocessingDrawing" xmlns:w10="urn:schemas-microsoft-com:office:word" xmlns:w="http://schemas.openxmlformats.org/wordprocessingml/2006/main" xmlns:w14="http://schemas.microsoft.com/office/word/2010/wordml" xmlns:w15="http://schemas.microsoft.com/office/word/2012/wordml" xmlns:w16cex="http://schemas.microsoft.com/office/word/2018/wordml/cex" xmlns:w16cid="http://schemas.microsoft.com/office/word/2016/wordml/cid" xmlns:w16="http://schemas.microsoft.com/office/word/2018/wordml" xmlns:w16du="http://schemas.microsoft.com/office/word/2023/wordml/word16du" xmlns:w16sdtdh="http://schemas.microsoft.com/office/word/2020/wordml/sdtdatahash" xmlns:w16sdtfl="http://schemas.microsoft.com/office/word/2024/wordml/sdtformatlock" xmlns:w16se="http://schemas.microsoft.com/office/word/2015/wordml/symex" xmlns:wpg="http://schemas.microsoft.com/office/word/2010/wordprocessingGroup" xmlns:wpi="http://schemas.microsoft.com/office/word/2010/wordprocessingInk" xmlns:wne="http://schemas.microsoft.com/office/word/2006/wordml" xmlns:wps="http://schemas.microsoft.com/office/word/2010/wordprocessingShape" mc:Ignorable="w14 w15 w16se w16cid w16 w16cex w16sdtdh w16sdtfl w16du wp14">
   <w:body>
     <w:p>
+      <w:pPr>
+        <w:pBdr>
+          <w:bottom w:val="single" w:sz="6" w:space="1" w:color="auto"/>
+        </w:pBdr>
+      </w:pPr>
       <w:r>
         <w:t xml:space="preserve">let's look at </w:t>
       </w:r>
@@ -45,7 +50,118 @@
         </w:r>
       </w:hyperlink>
     </w:p>
-    <w:p/>
+    <w:p>
+      <w:pPr>
+        <w:pBdr>
+          <w:bottom w:val="single" w:sz="6" w:space="1" w:color="auto"/>
+        </w:pBdr>
+      </w:pPr>
+    </w:p>
+    <w:p>
+      <w:r>
+        <w:t>Role: Act as a SQL Developer specializing in Teradata.</w:t>
+      </w:r>
+    </w:p>
+    <w:p>
+      <w:r>
+        <w:t>Objective: Convert the provided list of company names into a single SELECT statement using fuzzy matching logic to account for naming variations (suffixes, legal entities, or parentheticals).</w:t>
+      </w:r>
+    </w:p>
+    <w:p>
+      <w:r>
+        <w:t>Input List:</w:t>
+      </w:r>
+      <w:r>
+        <w:t xml:space="preserve"> </w:t>
+      </w:r>
+    </w:p>
+    <w:p>
+      <w:r>
+        <w:t>[----------------------------- put the list here -------------------------------]</w:t>
+      </w:r>
+    </w:p>
+    <w:p>
+      <w:r>
+        <w:t>Transformation Rules:</w:t>
+      </w:r>
+    </w:p>
+    <w:p>
+      <w:r>
+        <w:t>Normalization: Convert the search string to lowercase and remove common legal suffixes (Inc., LLC, Ltd., Corp., etc.).</w:t>
+      </w:r>
+    </w:p>
+    <w:p>
+      <w:r>
+        <w:t>Parentheticals: Strip any brand names or notes contained in parentheses (e.g., "Company (Brand)" becomes "company").</w:t>
+      </w:r>
+    </w:p>
+    <w:p>
+      <w:r>
+        <w:t xml:space="preserve">Fuzzy Syntax: Use the Teradata pattern: </w:t>
+      </w:r>
+      <w:proofErr w:type="gramStart"/>
+      <w:r>
+        <w:t>LOWER(</w:t>
+      </w:r>
+      <w:proofErr w:type="spellStart"/>
+      <w:proofErr w:type="gramEnd"/>
+      <w:r>
+        <w:t>legal_name</w:t>
+      </w:r>
+      <w:proofErr w:type="spellEnd"/>
+      <w:r>
+        <w:t>) LIKE '[</w:t>
+      </w:r>
+      <w:proofErr w:type="spellStart"/>
+      <w:r>
+        <w:t>clean_</w:t>
+      </w:r>
+      <w:proofErr w:type="gramStart"/>
+      <w:r>
+        <w:t>name</w:t>
+      </w:r>
+      <w:proofErr w:type="spellEnd"/>
+      <w:r>
+        <w:t>]%</w:t>
+      </w:r>
+      <w:proofErr w:type="gramEnd"/>
+      <w:r>
+        <w:t>'.</w:t>
+      </w:r>
+    </w:p>
+    <w:p>
+      <w:r>
+        <w:t>Special Characters: If a name contains an apostrophe, provide both the escaped version ('') and a version without the apostrophe.</w:t>
+      </w:r>
+    </w:p>
+    <w:p>
+      <w:r>
+        <w:t>Logic: Combine all matches using a single WHERE clause with OR logic.</w:t>
+      </w:r>
+    </w:p>
+    <w:p>
+      <w:r>
+        <w:t>Output Format:</w:t>
+      </w:r>
+      <w:r>
+        <w:rPr>
+          <w:rFonts w:ascii="Arial" w:hAnsi="Arial" w:cs="Arial"/>
+          <w:color w:val="E3E3E3"/>
+          <w:shd w:val="clear" w:color="auto" w:fill="282A2C"/>
+        </w:rPr>
+        <w:t xml:space="preserve"> </w:t>
+      </w:r>
+      <w:r>
+        <w:t>Provide a clean, formatted SQL block.</w:t>
+      </w:r>
+    </w:p>
+    <w:p>
+      <w:pPr>
+        <w:pBdr>
+          <w:bottom w:val="single" w:sz="6" w:space="1" w:color="auto"/>
+        </w:pBdr>
+      </w:pPr>
+    </w:p>
     <w:p/>
     <w:p>
       <w:r>
@@ -82,9 +198,6 @@
         </w:r>
       </w:hyperlink>
     </w:p>
-    <w:p/>
-    <w:p/>
-    <w:p/>
     <w:sectPr>
       <w:pgSz w:w="12240" w:h="15840"/>
       <w:pgMar w:top="1440" w:right="1440" w:bottom="1440" w:left="1440" w:header="708" w:footer="708" w:gutter="0"/>
@@ -698,7 +811,6 @@
   <w:style w:type="character" w:default="1" w:styleId="DefaultParagraphFont">
     <w:name w:val="Default Paragraph Font"/>
     <w:uiPriority w:val="1"/>
-    <w:semiHidden/>
     <w:unhideWhenUsed/>
   </w:style>
   <w:style w:type="table" w:default="1" w:styleId="TableNormal">

--- a/ZZZ/0.chat ai.docx
+++ b/ZZZ/0.chat ai.docx
@@ -106,7 +106,7 @@
       <w:proofErr w:type="spellStart"/>
       <w:proofErr w:type="gramEnd"/>
       <w:r>
-        <w:t>legal_name</w:t>
+        <w:t>cust_nm</w:t>
       </w:r>
       <w:proofErr w:type="spellEnd"/>
       <w:r>
@@ -811,6 +811,7 @@
   <w:style w:type="character" w:default="1" w:styleId="DefaultParagraphFont">
     <w:name w:val="Default Paragraph Font"/>
     <w:uiPriority w:val="1"/>
+    <w:semiHidden/>
     <w:unhideWhenUsed/>
   </w:style>
   <w:style w:type="table" w:default="1" w:styleId="TableNormal">

--- a/ZZZ/0.chat ai.docx
+++ b/ZZZ/0.chat ai.docx
@@ -97,36 +97,13 @@
     </w:p>
     <w:p>
       <w:r>
-        <w:t xml:space="preserve">Fuzzy Syntax: Use the Teradata pattern: </w:t>
-      </w:r>
-      <w:proofErr w:type="gramStart"/>
-      <w:r>
-        <w:t>LOWER(</w:t>
-      </w:r>
-      <w:proofErr w:type="spellStart"/>
-      <w:proofErr w:type="gramEnd"/>
+        <w:t>Fuzzy Syntax: Use the Teradata pattern: LOWER(</w:t>
+      </w:r>
       <w:r>
         <w:t>cust_nm</w:t>
       </w:r>
-      <w:proofErr w:type="spellEnd"/>
-      <w:r>
-        <w:t>) LIKE '[</w:t>
-      </w:r>
-      <w:proofErr w:type="spellStart"/>
-      <w:r>
-        <w:t>clean_</w:t>
-      </w:r>
-      <w:proofErr w:type="gramStart"/>
-      <w:r>
-        <w:t>name</w:t>
-      </w:r>
-      <w:proofErr w:type="spellEnd"/>
-      <w:r>
-        <w:t>]%</w:t>
-      </w:r>
-      <w:proofErr w:type="gramEnd"/>
-      <w:r>
-        <w:t>'.</w:t>
+      <w:r>
+        <w:t>) LIKE '[clean_name]%'.</w:t>
       </w:r>
     </w:p>
     <w:p>
@@ -162,7 +139,16 @@
         </w:pBdr>
       </w:pPr>
     </w:p>
-    <w:p/>
+    <w:p>
+      <w:r>
+        <w:t>show me the credit agreement it has, including original, restated, and amendments</w:t>
+      </w:r>
+    </w:p>
+    <w:p>
+      <w:r>
+        <w:t>----------------------------</w:t>
+      </w:r>
+    </w:p>
     <w:p>
       <w:r>
         <w:t xml:space="preserve">can you look at the credit agreement with </w:t>
@@ -171,21 +157,17 @@
         <w:t>XXX</w:t>
       </w:r>
       <w:r>
-        <w:t xml:space="preserve"> at the link below? </w:t>
-      </w:r>
-      <w:proofErr w:type="spellStart"/>
-      <w:r>
-        <w:t>i</w:t>
-      </w:r>
-      <w:proofErr w:type="spellEnd"/>
-      <w:r>
-        <w:t xml:space="preserve"> need to know the answers to questions 1) who are lenders? 2) what's the size of facilities and their maturity date, any sublimit</w:t>
+        <w:t xml:space="preserve"> at the link below? i need to know the answers to questions 1) who are lenders? 2) what's the size of facilities and their maturity date, any sublimit</w:t>
       </w:r>
       <w:r>
         <w:t>(s)</w:t>
       </w:r>
       <w:r>
-        <w:t xml:space="preserve">? 3) any accordion terms? 4) pricing grids or applicable rates? 5) any borrowing base related information, 6) any amortization schedule for term loans, 7) any financial covenants, 8) any mandatory repayments arrangements 9) any permitted indebtedness, 10) any restricted payments, 11) any restrictions on acquisition / disposition, 12) any covenant-related definition on terms such as EBITDA. please summarize your answers for each question one by one. </w:t>
+        <w:t xml:space="preserve">? 3) any accordion terms? 4) pricing grids or applicable rates? 5) any borrowing base related information, 6) any amortization schedule for term loans, 7) any financial covenants, 8) any mandatory repayments arrangements 9) any permitted indebtedness, 10) any restricted </w:t>
+      </w:r>
+      <w:r>
+        <w:lastRenderedPageBreak/>
+        <w:t xml:space="preserve">payments, 11) any restrictions on acquisition / disposition, 12) any covenant-related definition on terms such as EBITDA. please summarize your answers for each question one by one. </w:t>
       </w:r>
     </w:p>
     <w:p>
@@ -811,7 +793,6 @@
   <w:style w:type="character" w:default="1" w:styleId="DefaultParagraphFont">
     <w:name w:val="Default Paragraph Font"/>
     <w:uiPriority w:val="1"/>
-    <w:semiHidden/>
     <w:unhideWhenUsed/>
   </w:style>
   <w:style w:type="table" w:default="1" w:styleId="TableNormal">
